--- a/documentacion_proyecto/Estimacion_Costos_Ganancia_Contrato_v4.docx
+++ b/documentacion_proyecto/Estimacion_Costos_Ganancia_Contrato_v4.docx
@@ -9664,7 +9664,7 @@
         <w:ind w:left="720" w:right="0" w:hanging="360"/>
         <w:jc w:val="left"/>
         <w:rPr>
-          <w:rFonts w:ascii="Century Gothic" w:cs="Century Gothic" w:eastAsia="Century Gothic" w:hAnsi="Century Gothic"/>
+          <w:rFonts w:ascii="IBM Plex Sans" w:cs="IBM Plex Sans" w:eastAsia="IBM Plex Sans" w:hAnsi="IBM Plex Sans"/>
           <w:i w:val="0"/>
           <w:iCs w:val="0"/>
           <w:smallCaps w:val="0"/>
@@ -9740,7 +9740,7 @@
         <w:ind w:left="720" w:right="0" w:hanging="360"/>
         <w:jc w:val="left"/>
         <w:rPr>
-          <w:rFonts w:ascii="Century Gothic" w:cs="Century Gothic" w:eastAsia="Century Gothic" w:hAnsi="Century Gothic"/>
+          <w:rFonts w:ascii="IBM Plex Sans" w:cs="IBM Plex Sans" w:eastAsia="IBM Plex Sans" w:hAnsi="IBM Plex Sans"/>
           <w:i w:val="0"/>
           <w:iCs w:val="0"/>
           <w:smallCaps w:val="0"/>
@@ -9816,7 +9816,7 @@
         <w:ind w:left="720" w:right="0" w:hanging="360"/>
         <w:jc w:val="left"/>
         <w:rPr>
-          <w:rFonts w:ascii="Century Gothic" w:cs="Century Gothic" w:eastAsia="Century Gothic" w:hAnsi="Century Gothic"/>
+          <w:rFonts w:ascii="IBM Plex Sans" w:cs="IBM Plex Sans" w:eastAsia="IBM Plex Sans" w:hAnsi="IBM Plex Sans"/>
           <w:i w:val="0"/>
           <w:iCs w:val="0"/>
           <w:smallCaps w:val="0"/>
@@ -9892,7 +9892,7 @@
         <w:ind w:left="720" w:right="0" w:hanging="360"/>
         <w:jc w:val="left"/>
         <w:rPr>
-          <w:rFonts w:ascii="Century Gothic" w:cs="Century Gothic" w:eastAsia="Century Gothic" w:hAnsi="Century Gothic"/>
+          <w:rFonts w:ascii="IBM Plex Sans" w:cs="IBM Plex Sans" w:eastAsia="IBM Plex Sans" w:hAnsi="IBM Plex Sans"/>
           <w:i w:val="0"/>
           <w:iCs w:val="0"/>
           <w:smallCaps w:val="0"/>
@@ -9968,7 +9968,7 @@
         <w:ind w:left="720" w:right="0" w:hanging="360"/>
         <w:jc w:val="left"/>
         <w:rPr>
-          <w:rFonts w:ascii="Century Gothic" w:cs="Century Gothic" w:eastAsia="Century Gothic" w:hAnsi="Century Gothic"/>
+          <w:rFonts w:ascii="IBM Plex Sans" w:cs="IBM Plex Sans" w:eastAsia="IBM Plex Sans" w:hAnsi="IBM Plex Sans"/>
           <w:i w:val="0"/>
           <w:iCs w:val="0"/>
           <w:smallCaps w:val="0"/>
@@ -11126,7 +11126,7 @@
         <w:ind w:left="720" w:right="0" w:hanging="360"/>
         <w:jc w:val="left"/>
         <w:rPr>
-          <w:rFonts w:ascii="Century Gothic" w:cs="Century Gothic" w:eastAsia="Century Gothic" w:hAnsi="Century Gothic"/>
+          <w:rFonts w:ascii="IBM Plex Sans" w:cs="IBM Plex Sans" w:eastAsia="IBM Plex Sans" w:hAnsi="IBM Plex Sans"/>
           <w:i w:val="0"/>
           <w:iCs w:val="0"/>
           <w:smallCaps w:val="0"/>
@@ -11202,7 +11202,7 @@
         <w:ind w:left="720" w:right="0" w:hanging="360"/>
         <w:jc w:val="left"/>
         <w:rPr>
-          <w:rFonts w:ascii="Century Gothic" w:cs="Century Gothic" w:eastAsia="Century Gothic" w:hAnsi="Century Gothic"/>
+          <w:rFonts w:ascii="IBM Plex Sans" w:cs="IBM Plex Sans" w:eastAsia="IBM Plex Sans" w:hAnsi="IBM Plex Sans"/>
           <w:i w:val="0"/>
           <w:iCs w:val="0"/>
           <w:smallCaps w:val="0"/>
@@ -11278,7 +11278,7 @@
         <w:ind w:left="720" w:right="0" w:hanging="360"/>
         <w:jc w:val="left"/>
         <w:rPr>
-          <w:rFonts w:ascii="Century Gothic" w:cs="Century Gothic" w:eastAsia="Century Gothic" w:hAnsi="Century Gothic"/>
+          <w:rFonts w:ascii="IBM Plex Sans" w:cs="IBM Plex Sans" w:eastAsia="IBM Plex Sans" w:hAnsi="IBM Plex Sans"/>
           <w:i w:val="0"/>
           <w:iCs w:val="0"/>
           <w:smallCaps w:val="0"/>
@@ -11376,7 +11376,7 @@
         <w:ind w:left="720" w:right="0" w:hanging="360"/>
         <w:jc w:val="left"/>
         <w:rPr>
-          <w:rFonts w:ascii="Century Gothic" w:cs="Century Gothic" w:eastAsia="Century Gothic" w:hAnsi="Century Gothic"/>
+          <w:rFonts w:ascii="IBM Plex Sans" w:cs="IBM Plex Sans" w:eastAsia="IBM Plex Sans" w:hAnsi="IBM Plex Sans"/>
           <w:i w:val="0"/>
           <w:iCs w:val="0"/>
           <w:smallCaps w:val="0"/>
@@ -11452,7 +11452,7 @@
         <w:ind w:left="720" w:right="0" w:hanging="360"/>
         <w:jc w:val="left"/>
         <w:rPr>
-          <w:rFonts w:ascii="Century Gothic" w:cs="Century Gothic" w:eastAsia="Century Gothic" w:hAnsi="Century Gothic"/>
+          <w:rFonts w:ascii="IBM Plex Sans" w:cs="IBM Plex Sans" w:eastAsia="IBM Plex Sans" w:hAnsi="IBM Plex Sans"/>
           <w:i w:val="0"/>
           <w:iCs w:val="0"/>
           <w:smallCaps w:val="0"/>
@@ -11528,7 +11528,7 @@
         <w:ind w:left="720" w:right="0" w:hanging="360"/>
         <w:jc w:val="left"/>
         <w:rPr>
-          <w:rFonts w:ascii="Century Gothic" w:cs="Century Gothic" w:eastAsia="Century Gothic" w:hAnsi="Century Gothic"/>
+          <w:rFonts w:ascii="IBM Plex Sans" w:cs="IBM Plex Sans" w:eastAsia="IBM Plex Sans" w:hAnsi="IBM Plex Sans"/>
           <w:i w:val="0"/>
           <w:iCs w:val="0"/>
           <w:smallCaps w:val="0"/>
